--- a/public/assets/editable/professional-logo-design-sales-slick-3/pt/Professional Logo Design Sales Slick - pt.docx
+++ b/public/assets/editable/professional-logo-design-sales-slick-3/pt/Professional Logo Design Sales Slick - pt.docx
@@ -40,6 +40,14 @@
     </w:p>
     <w:p>
       <w:pPr>
+        <w:pStyle w:val="Heading2"/>
+      </w:pPr>
+      <w:r>
+        <w:t xml:space="preserve">Design de Logotipo Profissional</w:t>
+      </w:r>
+    </w:p>
+    <w:p>
+      <w:pPr>
         <w:pStyle w:val="Heading1"/>
       </w:pPr>
       <w:r>
@@ -48,6 +56,78 @@
     </w:p>
     <w:p>
       <w:pPr>
+        <w:spacing w:after="160"/>
+      </w:pPr>
+      <w:r>
+        <w:rPr>
+          <w:sz w:val="22"/>
+          <w:szCs w:val="22"/>
+        </w:rPr>
+        <w:t xml:space="preserve">Logotipos personalizados, criados por humanos, em torno do seu negócio — entregues em 11 formatos de arquivo, totalmente seus, prontos para cada aplicação, do seu site ao envelopamento do seu veículo.</w:t>
+      </w:r>
+    </w:p>
+    <w:p>
+      <w:pPr>
+        <w:pStyle w:val="Heading2"/>
+      </w:pPr>
+      <w:r>
+        <w:t xml:space="preserve">Por que um logotipo profissional importa</w:t>
+      </w:r>
+    </w:p>
+    <w:p>
+      <w:pPr>
+        <w:pStyle w:val="Heading3"/>
+      </w:pPr>
+      <w:r>
+        <w:t xml:space="preserve">seg</w:t>
+      </w:r>
+    </w:p>
+    <w:p>
+      <w:pPr>
+        <w:spacing w:after="160"/>
+      </w:pPr>
+      <w:r>
+        <w:rPr>
+          <w:sz w:val="22"/>
+          <w:szCs w:val="22"/>
+        </w:rPr>
+        <w:t xml:space="preserve">Para formar uma primeira impressão.</w:t>
+      </w:r>
+    </w:p>
+    <w:p>
+      <w:pPr>
+        <w:spacing w:after="160"/>
+      </w:pPr>
+      <w:r>
+        <w:rPr>
+          <w:sz w:val="22"/>
+          <w:szCs w:val="22"/>
+        </w:rPr>
+        <w:t xml:space="preserve">Identificam um logotipo como o símbolo de marca nº 1.</w:t>
+      </w:r>
+    </w:p>
+    <w:p>
+      <w:pPr>
+        <w:spacing w:after="160"/>
+      </w:pPr>
+      <w:r>
+        <w:rPr>
+          <w:sz w:val="22"/>
+          <w:szCs w:val="22"/>
+        </w:rPr>
+        <w:t xml:space="preserve">Aumento de reconhecimento com um logotipo forte.</w:t>
+      </w:r>
+    </w:p>
+    <w:p>
+      <w:pPr>
+        <w:pStyle w:val="Heading2"/>
+      </w:pPr>
+      <w:r>
+        <w:t xml:space="preserve">Quatro razões para investir</w:t>
+      </w:r>
+    </w:p>
+    <w:p>
+      <w:pPr>
         <w:pStyle w:val="Heading2"/>
       </w:pPr>
       <w:r>
@@ -56,6 +136,18 @@
     </w:p>
     <w:p>
       <w:pPr>
+        <w:spacing w:after="160"/>
+      </w:pPr>
+      <w:r>
+        <w:rPr>
+          <w:sz w:val="22"/>
+          <w:szCs w:val="22"/>
+        </w:rPr>
+        <w:t xml:space="preserve">Pareça estabelecido no momento em que um cliente o vê.</w:t>
+      </w:r>
+    </w:p>
+    <w:p>
+      <w:pPr>
         <w:pStyle w:val="Heading2"/>
       </w:pPr>
       <w:r>
@@ -64,6 +156,18 @@
     </w:p>
     <w:p>
       <w:pPr>
+        <w:spacing w:after="160"/>
+      </w:pPr>
+      <w:r>
+        <w:rPr>
+          <w:sz w:val="22"/>
+          <w:szCs w:val="22"/>
+        </w:rPr>
+        <w:t xml:space="preserve">Destaque-se dos concorrentes e seja memorável.</w:t>
+      </w:r>
+    </w:p>
+    <w:p>
+      <w:pPr>
         <w:pStyle w:val="Heading2"/>
       </w:pPr>
       <w:r>
@@ -72,6 +176,18 @@
     </w:p>
     <w:p>
       <w:pPr>
+        <w:spacing w:after="160"/>
+      </w:pPr>
+      <w:r>
+        <w:rPr>
+          <w:sz w:val="22"/>
+          <w:szCs w:val="22"/>
+        </w:rPr>
+        <w:t xml:space="preserve">11 formatos — prontos para web, impressão, sinalização, redes.</w:t>
+      </w:r>
+    </w:p>
+    <w:p>
+      <w:pPr>
         <w:pStyle w:val="Heading2"/>
       </w:pPr>
       <w:r>
@@ -80,122 +196,6 @@
     </w:p>
     <w:p>
       <w:pPr>
-        <w:pStyle w:val="Heading2"/>
-      </w:pPr>
-      <w:r>
-        <w:t xml:space="preserve">DESIGN DE LOGOTIPO PROFISSIONAL</w:t>
-      </w:r>
-    </w:p>
-    <w:p>
-      <w:pPr>
-        <w:pStyle w:val="Heading2"/>
-      </w:pPr>
-      <w:r>
-        <w:t xml:space="preserve">POR QUE UM LOGOTIPO PROFISSIONAL IMPORTA</w:t>
-      </w:r>
-    </w:p>
-    <w:p>
-      <w:pPr>
-        <w:pStyle w:val="Heading2"/>
-      </w:pPr>
-      <w:r>
-        <w:t xml:space="preserve">QUATRO RAZÕES PARA INVESTIR</w:t>
-      </w:r>
-    </w:p>
-    <w:p>
-      <w:pPr>
-        <w:pStyle w:val="Heading2"/>
-      </w:pPr>
-      <w:r>
-        <w:t xml:space="preserve">TRABALHOS SELECIONADOS</w:t>
-      </w:r>
-    </w:p>
-    <w:p>
-      <w:pPr>
-        <w:spacing w:after="160"/>
-      </w:pPr>
-      <w:r>
-        <w:rPr>
-          <w:sz w:val="22"/>
-          <w:szCs w:val="22"/>
-        </w:rPr>
-        <w:t xml:space="preserve">Logotipos personalizados, criados por humanos, em torno do seu negócio — entregues em 11 formatos de arquivo, totalmente seus, prontos para cada aplicação, do seu site ao envelopamento do seu veículo.</w:t>
-      </w:r>
-    </w:p>
-    <w:p>
-      <w:pPr>
-        <w:spacing w:after="160"/>
-      </w:pPr>
-      <w:r>
-        <w:rPr>
-          <w:sz w:val="22"/>
-          <w:szCs w:val="22"/>
-        </w:rPr>
-        <w:t xml:space="preserve">Para formar uma primeira impressão.</w:t>
-      </w:r>
-    </w:p>
-    <w:p>
-      <w:pPr>
-        <w:spacing w:after="160"/>
-      </w:pPr>
-      <w:r>
-        <w:rPr>
-          <w:sz w:val="22"/>
-          <w:szCs w:val="22"/>
-        </w:rPr>
-        <w:t xml:space="preserve">Identificam um logotipo como o símbolo de marca nº 1.</w:t>
-      </w:r>
-    </w:p>
-    <w:p>
-      <w:pPr>
-        <w:spacing w:after="160"/>
-      </w:pPr>
-      <w:r>
-        <w:rPr>
-          <w:sz w:val="22"/>
-          <w:szCs w:val="22"/>
-        </w:rPr>
-        <w:t xml:space="preserve">Aumento de reconhecimento com um logotipo forte.</w:t>
-      </w:r>
-    </w:p>
-    <w:p>
-      <w:pPr>
-        <w:spacing w:after="160"/>
-      </w:pPr>
-      <w:r>
-        <w:rPr>
-          <w:sz w:val="22"/>
-          <w:szCs w:val="22"/>
-        </w:rPr>
-        <w:t xml:space="preserve">Pareça estabelecido no momento em que um cliente o vê.</w:t>
-      </w:r>
-    </w:p>
-    <w:p>
-      <w:pPr>
-        <w:spacing w:after="160"/>
-      </w:pPr>
-      <w:r>
-        <w:rPr>
-          <w:sz w:val="22"/>
-          <w:szCs w:val="22"/>
-        </w:rPr>
-        <w:t xml:space="preserve">Destaque-se dos concorrentes e seja memorável.</w:t>
-      </w:r>
-    </w:p>
-    <w:p>
-      <w:pPr>
-        <w:spacing w:after="160"/>
-      </w:pPr>
-      <w:r>
-        <w:rPr>
-          <w:sz w:val="22"/>
-          <w:szCs w:val="22"/>
-        </w:rPr>
-        <w:t xml:space="preserve">11 formatos — prontos para web, impressão, sinalização, redes.</w:t>
-      </w:r>
-    </w:p>
-    <w:p>
-      <w:pPr>
         <w:spacing w:after="160"/>
       </w:pPr>
       <w:r>
@@ -204,6 +204,14 @@
           <w:szCs w:val="22"/>
         </w:rPr>
         <w:t xml:space="preserve">Você é dono total do seu logotipo. Registre-o como marca.</w:t>
+      </w:r>
+    </w:p>
+    <w:p>
+      <w:pPr>
+        <w:pStyle w:val="Heading2"/>
+      </w:pPr>
+      <w:r>
+        <w:t xml:space="preserve">Trabalhos selecionados</w:t>
       </w:r>
     </w:p>
     <w:p>
@@ -269,11 +277,31 @@
         <w:pStyle w:val="Heading2"/>
       </w:pPr>
       <w:r>
+        <w:t xml:space="preserve">Como funciona</w:t>
+      </w:r>
+    </w:p>
+    <w:p>
+      <w:pPr>
+        <w:pStyle w:val="Heading2"/>
+      </w:pPr>
+      <w:r>
         <w:t xml:space="preserve">Do briefing aos arquivos finais em duas a três semanas.</w:t>
       </w:r>
     </w:p>
     <w:p>
       <w:pPr>
+        <w:spacing w:after="160"/>
+      </w:pPr>
+      <w:r>
+        <w:rPr>
+          <w:sz w:val="22"/>
+          <w:szCs w:val="22"/>
+        </w:rPr>
+        <w:t xml:space="preserve">Um coordenador dedicado gerencia cada etapa. Sem fábricas de modelos. Sem roleta de designers. Apenas um processo claro de três etapas feito para pequenos negócios.</w:t>
+      </w:r>
+    </w:p>
+    <w:p>
+      <w:pPr>
         <w:pStyle w:val="Heading3"/>
       </w:pPr>
       <w:r>
@@ -282,6 +310,18 @@
     </w:p>
     <w:p>
       <w:pPr>
+        <w:spacing w:after="160"/>
+      </w:pPr>
+      <w:r>
+        <w:rPr>
+          <w:sz w:val="22"/>
+          <w:szCs w:val="22"/>
+        </w:rPr>
+        <w:t xml:space="preserve">Um Coordenador de Design de Logotipo dedicado contata o cliente em dois dias úteis para capturar o briefing criativo — objetivos do negócio, preferências de estilo, cores e logotipos de referência.</w:t>
+      </w:r>
+    </w:p>
+    <w:p>
+      <w:pPr>
         <w:pStyle w:val="Heading3"/>
       </w:pPr>
       <w:r>
@@ -290,6 +330,18 @@
     </w:p>
     <w:p>
       <w:pPr>
+        <w:spacing w:after="160"/>
+      </w:pPr>
+      <w:r>
+        <w:rPr>
+          <w:sz w:val="22"/>
+          <w:szCs w:val="22"/>
+        </w:rPr>
+        <w:t xml:space="preserve">Designers internos entregam até dez conceitos originais em três a cinco dias úteis. Até três rodadas de revisões estão incluídas para acertar o design final.</w:t>
+      </w:r>
+    </w:p>
+    <w:p>
+      <w:pPr>
         <w:pStyle w:val="Heading3"/>
       </w:pPr>
       <w:r>
@@ -298,74 +350,30 @@
     </w:p>
     <w:p>
       <w:pPr>
+        <w:spacing w:after="160"/>
+      </w:pPr>
+      <w:r>
+        <w:rPr>
+          <w:sz w:val="22"/>
+          <w:szCs w:val="22"/>
+        </w:rPr>
+        <w:t xml:space="preserve">Os arquivos finais chegam em até três dias úteis após a aprovação do conceito — 11 formatos (AI, EPS, PDF, JPG, PNG, GIF, ICO), todos os direitos transferidos, prontos para qualquer aplicação.</w:t>
+      </w:r>
+    </w:p>
+    <w:p>
+      <w:pPr>
+        <w:pStyle w:val="Heading2"/>
+      </w:pPr>
+      <w:r>
+        <w:t xml:space="preserve">Planos</w:t>
+      </w:r>
+    </w:p>
+    <w:p>
+      <w:pPr>
         <w:pStyle w:val="Heading2"/>
       </w:pPr>
       <w:r>
         <w:t xml:space="preserve">Três níveis para cada orçamento.</w:t>
-      </w:r>
-    </w:p>
-    <w:p>
-      <w:pPr>
-        <w:pStyle w:val="Heading2"/>
-      </w:pPr>
-      <w:r>
-        <w:t xml:space="preserve">COMO FUNCIONA</w:t>
-      </w:r>
-    </w:p>
-    <w:p>
-      <w:pPr>
-        <w:pStyle w:val="Heading2"/>
-      </w:pPr>
-      <w:r>
-        <w:t xml:space="preserve">PLANOS</w:t>
-      </w:r>
-    </w:p>
-    <w:p>
-      <w:pPr>
-        <w:spacing w:after="160"/>
-      </w:pPr>
-      <w:r>
-        <w:rPr>
-          <w:sz w:val="22"/>
-          <w:szCs w:val="22"/>
-        </w:rPr>
-        <w:t xml:space="preserve">Um coordenador dedicado gerencia cada etapa. Sem fábricas de modelos. Sem roleta de designers. Apenas um processo claro de três etapas feito para pequenos negócios.</w:t>
-      </w:r>
-    </w:p>
-    <w:p>
-      <w:pPr>
-        <w:spacing w:after="160"/>
-      </w:pPr>
-      <w:r>
-        <w:rPr>
-          <w:sz w:val="22"/>
-          <w:szCs w:val="22"/>
-        </w:rPr>
-        <w:t xml:space="preserve">Um Coordenador de Design de Logotipo dedicado contata o cliente em dois dias úteis para capturar o briefing criativo — objetivos do negócio, preferências de estilo, cores e logotipos de referência.</w:t>
-      </w:r>
-    </w:p>
-    <w:p>
-      <w:pPr>
-        <w:spacing w:after="160"/>
-      </w:pPr>
-      <w:r>
-        <w:rPr>
-          <w:sz w:val="22"/>
-          <w:szCs w:val="22"/>
-        </w:rPr>
-        <w:t xml:space="preserve">Designers internos entregam até dez conceitos originais em três a cinco dias úteis. Até três rodadas de revisões estão incluídas para acertar o design final.</w:t>
-      </w:r>
-    </w:p>
-    <w:p>
-      <w:pPr>
-        <w:spacing w:after="160"/>
-      </w:pPr>
-      <w:r>
-        <w:rPr>
-          <w:sz w:val="22"/>
-          <w:szCs w:val="22"/>
-        </w:rPr>
-        <w:t xml:space="preserve">Os arquivos finais chegam em até três dias úteis após a aprovação do conceito — 11 formatos (AI, EPS, PDF, JPG, PNG, GIF, ICO), todos os direitos transferidos, prontos para qualquer aplicação.</w:t>
       </w:r>
     </w:p>
     <w:p>
@@ -567,19 +575,19 @@
         <w:pStyle w:val="Heading2"/>
       </w:pPr>
       <w:r>
+        <w:t xml:space="preserve">Manual de vendas</w:t>
+      </w:r>
+    </w:p>
+    <w:p>
+      <w:pPr>
+        <w:pStyle w:val="Heading2"/>
+      </w:pPr>
+      <w:r>
         <w:t xml:space="preserve">Como vender Design de Logotipo Profissional.</w:t>
       </w:r>
     </w:p>
     <w:p>
       <w:pPr>
-        <w:pStyle w:val="Heading2"/>
-      </w:pPr>
-      <w:r>
-        <w:t xml:space="preserve">MANUAL DE VENDAS</w:t>
-      </w:r>
-    </w:p>
-    <w:p>
-      <w:pPr>
         <w:spacing w:after="160"/>
       </w:pPr>
       <w:r>
@@ -592,6 +600,14 @@
     </w:p>
     <w:p>
       <w:pPr>
+        <w:pStyle w:val="Heading3"/>
+      </w:pPr>
+      <w:r>
+        <w:t xml:space="preserve">Perfil de cliente ideal</w:t>
+      </w:r>
+    </w:p>
+    <w:p>
+      <w:pPr>
         <w:spacing w:after="160"/>
       </w:pPr>
       <w:r>
@@ -652,6 +668,14 @@
     </w:p>
     <w:p>
       <w:pPr>
+        <w:pStyle w:val="Heading3"/>
+      </w:pPr>
+      <w:r>
+        <w:t xml:space="preserve">Perguntas de descoberta</w:t>
+      </w:r>
+    </w:p>
+    <w:p>
+      <w:pPr>
         <w:spacing w:after="160"/>
       </w:pPr>
       <w:r>
@@ -736,6 +760,14 @@
     </w:p>
     <w:p>
       <w:pPr>
+        <w:pStyle w:val="Heading3"/>
+      </w:pPr>
+      <w:r>
+        <w:t xml:space="preserve">Tratamento de objeções</w:t>
+      </w:r>
+    </w:p>
+    <w:p>
+      <w:pPr>
         <w:spacing w:after="160"/>
       </w:pPr>
       <w:r>
@@ -792,6 +824,14 @@
           <w:szCs w:val="22"/>
         </w:rPr>
         <w:t xml:space="preserve">Experiência em design? Direitos totais? Formatos vetoriais para sinalização? A maioria dos favores falha nisso.</w:t>
+      </w:r>
+    </w:p>
+    <w:p>
+      <w:pPr>
+        <w:pStyle w:val="Heading3"/>
+      </w:pPr>
+      <w:r>
+        <w:t xml:space="preserve">Panorama competitivo</w:t>
       </w:r>
     </w:p>
     <w:p>
